--- a/templates/SNSGLOBLE/QATAR/request_letter.docx
+++ b/templates/SNSGLOBLE/QATAR/request_letter.docx
@@ -2387,25 +2387,7 @@
           <w:color w:val="000000"/>
           <w:sz w:val="24"/>
         </w:rPr>
-        <w:t>(</w:t>
-      </w:r>
-      <w:proofErr w:type="spellStart"/>
-      <w:r>
-        <w:rPr>
-          <w:rFonts w:asciiTheme="majorBidi" w:eastAsia="Calibri" w:hAnsiTheme="majorBidi" w:cstheme="majorBidi"/>
-          <w:color w:val="000000"/>
-          <w:sz w:val="24"/>
-        </w:rPr>
-        <w:t>Contd</w:t>
-      </w:r>
-      <w:proofErr w:type="spellEnd"/>
-      <w:r>
-        <w:rPr>
-          <w:rFonts w:asciiTheme="majorBidi" w:eastAsia="Calibri" w:hAnsiTheme="majorBidi" w:cstheme="majorBidi"/>
-          <w:color w:val="000000"/>
-          <w:sz w:val="24"/>
-        </w:rPr>
-        <w:t xml:space="preserve">) </w:t>
+        <w:t xml:space="preserve">(Contd) </w:t>
       </w:r>
     </w:p>
     <w:p>
@@ -2438,6 +2420,238 @@
           <w:rFonts w:asciiTheme="majorBidi" w:hAnsiTheme="majorBidi" w:cstheme="majorBidi"/>
         </w:rPr>
       </w:pPr>
+      <w:r>
+        <w:rPr>
+          <w:rFonts w:asciiTheme="majorBidi" w:eastAsia="ArialMT" w:hAnsiTheme="majorBidi" w:cstheme="majorBidi"/>
+          <w:noProof/>
+          <w:color w:val="000000"/>
+          <w:szCs w:val="20"/>
+        </w:rPr>
+        <mc:AlternateContent>
+          <mc:Choice Requires="wps">
+            <w:drawing>
+              <wp:anchor distT="0" distB="0" distL="114300" distR="114300" simplePos="0" relativeHeight="251675136" behindDoc="0" locked="0" layoutInCell="1" allowOverlap="1" wp14:anchorId="775E95FD" wp14:editId="34EFB66A">
+                <wp:simplePos x="0" y="0"/>
+                <wp:positionH relativeFrom="column">
+                  <wp:posOffset>4154170</wp:posOffset>
+                </wp:positionH>
+                <wp:positionV relativeFrom="paragraph">
+                  <wp:posOffset>745490</wp:posOffset>
+                </wp:positionV>
+                <wp:extent cx="1390650" cy="660400"/>
+                <wp:effectExtent l="0" t="0" r="0" b="6350"/>
+                <wp:wrapNone/>
+                <wp:docPr id="1080911884" name="Rectangle 16"/>
+                <wp:cNvGraphicFramePr>
+                  <a:graphicFrameLocks xmlns:a="http://schemas.openxmlformats.org/drawingml/2006/main"/>
+                </wp:cNvGraphicFramePr>
+                <a:graphic xmlns:a="http://schemas.openxmlformats.org/drawingml/2006/main">
+                  <a:graphicData uri="http://schemas.microsoft.com/office/word/2010/wordprocessingShape">
+                    <wps:wsp>
+                      <wps:cNvSpPr>
+                        <a:spLocks noChangeArrowheads="1"/>
+                      </wps:cNvSpPr>
+                      <wps:spPr bwMode="auto">
+                        <a:xfrm>
+                          <a:off x="0" y="0"/>
+                          <a:ext cx="1390650" cy="660400"/>
+                        </a:xfrm>
+                        <a:prstGeom prst="rect">
+                          <a:avLst/>
+                        </a:prstGeom>
+                        <a:solidFill>
+                          <a:schemeClr val="accent1">
+                            <a:lumMod val="100000"/>
+                            <a:lumOff val="0"/>
+                          </a:schemeClr>
+                        </a:solidFill>
+                        <a:ln>
+                          <a:noFill/>
+                        </a:ln>
+                        <a:extLst>
+                          <a:ext uri="{91240B29-F687-4F45-9708-019B960494DF}">
+                            <a14:hiddenLine xmlns:a14="http://schemas.microsoft.com/office/drawing/2010/main" w="9525">
+                              <a:solidFill>
+                                <a:srgbClr val="000000"/>
+                              </a:solidFill>
+                              <a:miter lim="800000"/>
+                              <a:headEnd/>
+                              <a:tailEnd/>
+                            </a14:hiddenLine>
+                          </a:ext>
+                        </a:extLst>
+                      </wps:spPr>
+                      <wps:txbx>
+                        <w:txbxContent>
+                          <w:p>
+                            <w:pPr>
+                              <w:rPr>
+                                <w:lang w:val="en-IN"/>
+                              </w:rPr>
+                            </w:pPr>
+                            <w:r>
+                              <w:rPr>
+                                <w:lang w:val="en-IN"/>
+                              </w:rPr>
+                              <w:t>{{SPONSOR_SIGNATURE}}</w:t>
+                            </w:r>
+                          </w:p>
+                          <w:p/>
+                        </w:txbxContent>
+                      </wps:txbx>
+                      <wps:bodyPr rot="0" vert="horz" wrap="square" lIns="91440" tIns="45720" rIns="91440" bIns="45720" anchor="t" anchorCtr="0" upright="1">
+                        <a:noAutofit/>
+                      </wps:bodyPr>
+                    </wps:wsp>
+                  </a:graphicData>
+                </a:graphic>
+                <wp14:sizeRelH relativeFrom="page">
+                  <wp14:pctWidth>0</wp14:pctWidth>
+                </wp14:sizeRelH>
+                <wp14:sizeRelV relativeFrom="page">
+                  <wp14:pctHeight>0</wp14:pctHeight>
+                </wp14:sizeRelV>
+              </wp:anchor>
+            </w:drawing>
+          </mc:Choice>
+          <mc:Fallback>
+            <w:pict>
+              <v:rect w14:anchorId="775E95FD" id="Rectangle 16" o:spid="_x0000_s1033" style="position:absolute;left:0;text-align:left;margin-left:327.1pt;margin-top:58.7pt;width:109.5pt;height:52pt;z-index:251675136;visibility:visible;mso-wrap-style:square;mso-width-percent:0;mso-height-percent:0;mso-wrap-distance-left:9pt;mso-wrap-distance-top:0;mso-wrap-distance-right:9pt;mso-wrap-distance-bottom:0;mso-position-horizontal:absolute;mso-position-horizontal-relative:text;mso-position-vertical:absolute;mso-position-vertical-relative:text;mso-width-percent:0;mso-height-percent:0;mso-width-relative:page;mso-height-relative:page;v-text-anchor:top" o:gfxdata="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" fillcolor="#4f81bd [3204]" stroked="f">
+                <v:textbox>
+                  <w:txbxContent>
+                    <w:p>
+                      <w:pPr>
+                        <w:rPr>
+                          <w:lang w:val="en-IN"/>
+                        </w:rPr>
+                      </w:pPr>
+                      <w:r>
+                        <w:rPr>
+                          <w:lang w:val="en-IN"/>
+                        </w:rPr>
+                        <w:t>{{SPONSOR_SIGNATURE}}</w:t>
+                      </w:r>
+                    </w:p>
+                    <w:p/>
+                  </w:txbxContent>
+                </v:textbox>
+              </v:rect>
+            </w:pict>
+          </mc:Fallback>
+        </mc:AlternateContent>
+      </w:r>
+      <w:r>
+        <w:rPr>
+          <w:rFonts w:asciiTheme="majorBidi" w:eastAsia="ArialMT" w:hAnsiTheme="majorBidi" w:cstheme="majorBidi"/>
+          <w:noProof/>
+          <w:color w:val="000000"/>
+          <w:szCs w:val="20"/>
+        </w:rPr>
+        <mc:AlternateContent>
+          <mc:Choice Requires="wps">
+            <w:drawing>
+              <wp:anchor distT="0" distB="0" distL="114300" distR="114300" simplePos="0" relativeHeight="251656704" behindDoc="0" locked="0" layoutInCell="1" allowOverlap="1" wp14:anchorId="534E8517" wp14:editId="38899E6F">
+                <wp:simplePos x="0" y="0"/>
+                <wp:positionH relativeFrom="column">
+                  <wp:posOffset>4089400</wp:posOffset>
+                </wp:positionH>
+                <wp:positionV relativeFrom="paragraph">
+                  <wp:posOffset>697230</wp:posOffset>
+                </wp:positionV>
+                <wp:extent cx="1517650" cy="744220"/>
+                <wp:effectExtent l="0" t="0" r="25400" b="17780"/>
+                <wp:wrapNone/>
+                <wp:docPr id="1014850016" name="Rectangle 15"/>
+                <wp:cNvGraphicFramePr>
+                  <a:graphicFrameLocks xmlns:a="http://schemas.openxmlformats.org/drawingml/2006/main"/>
+                </wp:cNvGraphicFramePr>
+                <a:graphic xmlns:a="http://schemas.openxmlformats.org/drawingml/2006/main">
+                  <a:graphicData uri="http://schemas.microsoft.com/office/word/2010/wordprocessingShape">
+                    <wps:wsp>
+                      <wps:cNvSpPr>
+                        <a:spLocks noChangeArrowheads="1"/>
+                      </wps:cNvSpPr>
+                      <wps:spPr bwMode="auto">
+                        <a:xfrm>
+                          <a:off x="0" y="0"/>
+                          <a:ext cx="1517650" cy="744220"/>
+                        </a:xfrm>
+                        <a:prstGeom prst="rect">
+                          <a:avLst/>
+                        </a:prstGeom>
+                        <a:solidFill>
+                          <a:srgbClr val="FFFFFF"/>
+                        </a:solidFill>
+                        <a:ln w="9525">
+                          <a:solidFill>
+                            <a:srgbClr val="000000"/>
+                          </a:solidFill>
+                          <a:miter lim="800000"/>
+                          <a:headEnd/>
+                          <a:tailEnd/>
+                        </a:ln>
+                      </wps:spPr>
+                      <wps:txbx>
+                        <w:txbxContent>
+                          <w:p>
+                            <w:pPr>
+                              <w:rPr>
+                                <w:lang w:val="en-IN"/>
+                              </w:rPr>
+                            </w:pPr>
+                            <w:proofErr w:type="spellStart"/>
+                            <w:r>
+                              <w:rPr>
+                                <w:lang w:val="en-IN"/>
+                              </w:rPr>
+                              <w:t>BoarderBoX</w:t>
+                            </w:r>
+                            <w:proofErr w:type="spellEnd"/>
+                          </w:p>
+                        </w:txbxContent>
+                      </wps:txbx>
+                      <wps:bodyPr rot="0" vert="horz" wrap="square" lIns="91440" tIns="45720" rIns="91440" bIns="45720" anchor="t" anchorCtr="0" upright="1">
+                        <a:noAutofit/>
+                      </wps:bodyPr>
+                    </wps:wsp>
+                  </a:graphicData>
+                </a:graphic>
+                <wp14:sizeRelH relativeFrom="page">
+                  <wp14:pctWidth>0</wp14:pctWidth>
+                </wp14:sizeRelH>
+                <wp14:sizeRelV relativeFrom="page">
+                  <wp14:pctHeight>0</wp14:pctHeight>
+                </wp14:sizeRelV>
+              </wp:anchor>
+            </w:drawing>
+          </mc:Choice>
+          <mc:Fallback>
+            <w:pict>
+              <v:rect w14:anchorId="534E8517" id="Rectangle 15" o:spid="_x0000_s1034" style="position:absolute;left:0;text-align:left;margin-left:322pt;margin-top:54.9pt;width:119.5pt;height:58.6pt;z-index:251656704;visibility:visible;mso-wrap-style:square;mso-width-percent:0;mso-height-percent:0;mso-wrap-distance-left:9pt;mso-wrap-distance-top:0;mso-wrap-distance-right:9pt;mso-wrap-distance-bottom:0;mso-position-horizontal:absolute;mso-position-horizontal-relative:text;mso-position-vertical:absolute;mso-position-vertical-relative:text;mso-width-percent:0;mso-height-percent:0;mso-width-relative:page;mso-height-relative:page;v-text-anchor:top" o:gfxdata="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">
+                <v:textbox>
+                  <w:txbxContent>
+                    <w:p>
+                      <w:pPr>
+                        <w:rPr>
+                          <w:lang w:val="en-IN"/>
+                        </w:rPr>
+                      </w:pPr>
+                      <w:proofErr w:type="spellStart"/>
+                      <w:r>
+                        <w:rPr>
+                          <w:lang w:val="en-IN"/>
+                        </w:rPr>
+                        <w:t>BoarderBoX</w:t>
+                      </w:r>
+                      <w:proofErr w:type="spellEnd"/>
+                    </w:p>
+                  </w:txbxContent>
+                </v:textbox>
+              </v:rect>
+            </w:pict>
+          </mc:Fallback>
+        </mc:AlternateContent>
+      </w:r>
       <w:r>
         <w:rPr>
           <w:rFonts w:asciiTheme="majorBidi" w:eastAsia="Calibri" w:hAnsiTheme="majorBidi" w:cstheme="majorBidi"/>
@@ -13364,7 +13578,7 @@
       </w:tcPr>
     </w:tblStylePr>
   </w:style>
-  <w:style w:type="table" w:styleId="ColorfulShading">
+  <w:style w:type="table" w:styleId="ColourfulShading">
     <w:name w:val="Colorful Shading"/>
     <w:basedOn w:val="TableNormal"/>
     <w:uiPriority w:val="71"/>
@@ -13479,7 +13693,7 @@
       </w:rPr>
     </w:tblStylePr>
   </w:style>
-  <w:style w:type="table" w:styleId="ColorfulShading-Accent1">
+  <w:style w:type="table" w:styleId="ColourfulShadingAccent1">
     <w:name w:val="Colorful Shading Accent 1"/>
     <w:basedOn w:val="TableNormal"/>
     <w:uiPriority w:val="71"/>
@@ -13594,7 +13808,7 @@
       </w:rPr>
     </w:tblStylePr>
   </w:style>
-  <w:style w:type="table" w:styleId="ColorfulShading-Accent2">
+  <w:style w:type="table" w:styleId="ColourfulShadingAccent2">
     <w:name w:val="Colorful Shading Accent 2"/>
     <w:basedOn w:val="TableNormal"/>
     <w:uiPriority w:val="71"/>
@@ -13709,7 +13923,7 @@
       </w:rPr>
     </w:tblStylePr>
   </w:style>
-  <w:style w:type="table" w:styleId="ColorfulShading-Accent3">
+  <w:style w:type="table" w:styleId="ColourfulShadingAccent3">
     <w:name w:val="Colorful Shading Accent 3"/>
     <w:basedOn w:val="TableNormal"/>
     <w:uiPriority w:val="71"/>
@@ -13814,7 +14028,7 @@
       </w:tcPr>
     </w:tblStylePr>
   </w:style>
-  <w:style w:type="table" w:styleId="ColorfulShading-Accent4">
+  <w:style w:type="table" w:styleId="ColourfulShadingAccent4">
     <w:name w:val="Colorful Shading Accent 4"/>
     <w:basedOn w:val="TableNormal"/>
     <w:uiPriority w:val="71"/>
@@ -13929,7 +14143,7 @@
       </w:rPr>
     </w:tblStylePr>
   </w:style>
-  <w:style w:type="table" w:styleId="ColorfulShading-Accent5">
+  <w:style w:type="table" w:styleId="ColourfulShadingAccent5">
     <w:name w:val="Colorful Shading Accent 5"/>
     <w:basedOn w:val="TableNormal"/>
     <w:uiPriority w:val="71"/>
@@ -14044,7 +14258,7 @@
       </w:rPr>
     </w:tblStylePr>
   </w:style>
-  <w:style w:type="table" w:styleId="ColorfulShading-Accent6">
+  <w:style w:type="table" w:styleId="ColourfulShadingAccent6">
     <w:name w:val="Colorful Shading Accent 6"/>
     <w:basedOn w:val="TableNormal"/>
     <w:uiPriority w:val="71"/>
@@ -14159,7 +14373,7 @@
       </w:rPr>
     </w:tblStylePr>
   </w:style>
-  <w:style w:type="table" w:styleId="ColorfulList">
+  <w:style w:type="table" w:styleId="ColourfulList">
     <w:name w:val="Colorful List"/>
     <w:basedOn w:val="TableNormal"/>
     <w:uiPriority w:val="72"/>
@@ -14238,7 +14452,7 @@
       </w:tcPr>
     </w:tblStylePr>
   </w:style>
-  <w:style w:type="table" w:styleId="ColorfulList-Accent1">
+  <w:style w:type="table" w:styleId="ColourfulListAccent1">
     <w:name w:val="Colorful List Accent 1"/>
     <w:basedOn w:val="TableNormal"/>
     <w:uiPriority w:val="72"/>
@@ -14317,7 +14531,7 @@
       </w:tcPr>
     </w:tblStylePr>
   </w:style>
-  <w:style w:type="table" w:styleId="ColorfulList-Accent2">
+  <w:style w:type="table" w:styleId="ColourfulListAccent2">
     <w:name w:val="Colorful List Accent 2"/>
     <w:basedOn w:val="TableNormal"/>
     <w:uiPriority w:val="72"/>
@@ -14396,7 +14610,7 @@
       </w:tcPr>
     </w:tblStylePr>
   </w:style>
-  <w:style w:type="table" w:styleId="ColorfulList-Accent3">
+  <w:style w:type="table" w:styleId="ColourfulListAccent3">
     <w:name w:val="Colorful List Accent 3"/>
     <w:basedOn w:val="TableNormal"/>
     <w:uiPriority w:val="72"/>
@@ -14475,7 +14689,7 @@
       </w:tcPr>
     </w:tblStylePr>
   </w:style>
-  <w:style w:type="table" w:styleId="ColorfulList-Accent4">
+  <w:style w:type="table" w:styleId="ColourfulListAccent4">
     <w:name w:val="Colorful List Accent 4"/>
     <w:basedOn w:val="TableNormal"/>
     <w:uiPriority w:val="72"/>
@@ -14554,7 +14768,7 @@
       </w:tcPr>
     </w:tblStylePr>
   </w:style>
-  <w:style w:type="table" w:styleId="ColorfulList-Accent5">
+  <w:style w:type="table" w:styleId="ColourfulListAccent5">
     <w:name w:val="Colorful List Accent 5"/>
     <w:basedOn w:val="TableNormal"/>
     <w:uiPriority w:val="72"/>
@@ -14633,7 +14847,7 @@
       </w:tcPr>
     </w:tblStylePr>
   </w:style>
-  <w:style w:type="table" w:styleId="ColorfulList-Accent6">
+  <w:style w:type="table" w:styleId="ColourfulListAccent6">
     <w:name w:val="Colorful List Accent 6"/>
     <w:basedOn w:val="TableNormal"/>
     <w:uiPriority w:val="72"/>
@@ -14712,7 +14926,7 @@
       </w:tcPr>
     </w:tblStylePr>
   </w:style>
-  <w:style w:type="table" w:styleId="ColorfulGrid">
+  <w:style w:type="table" w:styleId="ColourfulGrid">
     <w:name w:val="Colorful Grid"/>
     <w:basedOn w:val="TableNormal"/>
     <w:uiPriority w:val="73"/>
@@ -14785,7 +14999,7 @@
       </w:tcPr>
     </w:tblStylePr>
   </w:style>
-  <w:style w:type="table" w:styleId="ColorfulGrid-Accent1">
+  <w:style w:type="table" w:styleId="ColourfulGridAccent1">
     <w:name w:val="Colorful Grid Accent 1"/>
     <w:basedOn w:val="TableNormal"/>
     <w:uiPriority w:val="73"/>
@@ -14858,7 +15072,7 @@
       </w:tcPr>
     </w:tblStylePr>
   </w:style>
-  <w:style w:type="table" w:styleId="ColorfulGrid-Accent2">
+  <w:style w:type="table" w:styleId="ColourfulGridAccent2">
     <w:name w:val="Colorful Grid Accent 2"/>
     <w:basedOn w:val="TableNormal"/>
     <w:uiPriority w:val="73"/>
@@ -14931,7 +15145,7 @@
       </w:tcPr>
     </w:tblStylePr>
   </w:style>
-  <w:style w:type="table" w:styleId="ColorfulGrid-Accent3">
+  <w:style w:type="table" w:styleId="ColourfulGridAccent3">
     <w:name w:val="Colorful Grid Accent 3"/>
     <w:basedOn w:val="TableNormal"/>
     <w:uiPriority w:val="73"/>
@@ -15004,7 +15218,7 @@
       </w:tcPr>
     </w:tblStylePr>
   </w:style>
-  <w:style w:type="table" w:styleId="ColorfulGrid-Accent4">
+  <w:style w:type="table" w:styleId="ColourfulGridAccent4">
     <w:name w:val="Colorful Grid Accent 4"/>
     <w:basedOn w:val="TableNormal"/>
     <w:uiPriority w:val="73"/>
@@ -15077,7 +15291,7 @@
       </w:tcPr>
     </w:tblStylePr>
   </w:style>
-  <w:style w:type="table" w:styleId="ColorfulGrid-Accent5">
+  <w:style w:type="table" w:styleId="ColourfulGridAccent5">
     <w:name w:val="Colorful Grid Accent 5"/>
     <w:basedOn w:val="TableNormal"/>
     <w:uiPriority w:val="73"/>
@@ -15150,7 +15364,7 @@
       </w:tcPr>
     </w:tblStylePr>
   </w:style>
-  <w:style w:type="table" w:styleId="ColorfulGrid-Accent6">
+  <w:style w:type="table" w:styleId="ColourfulGridAccent6">
     <w:name w:val="Colorful Grid Accent 6"/>
     <w:basedOn w:val="TableNormal"/>
     <w:uiPriority w:val="73"/>
